--- a/Progres-Fatimah/Jurnal Submit/submit/JNHRC/Rasmaniar/Declaration.docx
+++ b/Progres-Fatimah/Jurnal Submit/submit/JNHRC/Rasmaniar/Declaration.docx
@@ -7,7 +7,7 @@
         <w:spacing w:after="120"/>
       </w:pPr>
       <w:r>
-        <w:t>Date: [Insert date]</w:t>
+        <w:t>June 5, 2026</w:t>
       </w:r>
     </w:p>
     <w:p>
@@ -58,7 +58,21 @@
         <w:rPr>
           <w:b/>
         </w:rPr>
-        <w:t>Subject: Declaration for our article “Risk Factors of Stunting among Toddlers Aged 6–36 Months in a Coastal Community of Soropia, Indonesia: A Case-Control Study”</w:t>
+        <w:t xml:space="preserve">Subject: Declaration for our article “Risk Factors of Stunting among Toddlers Aged 6–36 Months in a Coastal Community of </w:t>
+      </w:r>
+      <w:proofErr w:type="spellStart"/>
+      <w:r>
+        <w:rPr>
+          <w:b/>
+        </w:rPr>
+        <w:t>Soropia</w:t>
+      </w:r>
+      <w:proofErr w:type="spellEnd"/>
+      <w:r>
+        <w:rPr>
+          <w:b/>
+        </w:rPr>
+        <w:t>, Indonesia: A Case-Control Study”</w:t>
       </w:r>
     </w:p>
     <w:p>
@@ -196,11 +210,33 @@
             <w:vAlign w:val="center"/>
           </w:tcPr>
           <w:p>
+            <w:proofErr w:type="spellStart"/>
             <w:r>
               <w:rPr>
                 <w:sz w:val="22"/>
               </w:rPr>
-              <w:t>Poltekkes Kemenkes Kendari (Kendari Health Polytechnic, Ministry of Health), Kendari, Indonesia</w:t>
+              <w:t>Poltekkes</w:t>
+            </w:r>
+            <w:proofErr w:type="spellEnd"/>
+            <w:r>
+              <w:rPr>
+                <w:sz w:val="22"/>
+              </w:rPr>
+              <w:t xml:space="preserve"> </w:t>
+            </w:r>
+            <w:proofErr w:type="spellStart"/>
+            <w:r>
+              <w:rPr>
+                <w:sz w:val="22"/>
+              </w:rPr>
+              <w:t>Kemenkes</w:t>
+            </w:r>
+            <w:proofErr w:type="spellEnd"/>
+            <w:r>
+              <w:rPr>
+                <w:sz w:val="22"/>
+              </w:rPr>
+              <w:t xml:space="preserve"> Kendari (Kendari Health Polytechnic, Ministry of Health), Kendari, Indonesia</w:t>
             </w:r>
           </w:p>
         </w:tc>
@@ -320,7 +356,15 @@
         <w:t>2. _______________________________ (</w:t>
       </w:r>
       <w:r>
-        <w:t>Nur Cahyaning Fitroh</w:t>
+        <w:t xml:space="preserve">Nur </w:t>
+      </w:r>
+      <w:proofErr w:type="spellStart"/>
+      <w:r>
+        <w:t>Cahyaning</w:t>
+      </w:r>
+      <w:proofErr w:type="spellEnd"/>
+      <w:r>
+        <w:t xml:space="preserve"> Fitroh</w:t>
       </w:r>
       <w:r>
         <w:t>)</w:t>
@@ -347,9 +391,19 @@
       <w:r>
         <w:t>4. _______________________________ (</w:t>
       </w:r>
+      <w:proofErr w:type="spellStart"/>
       <w:r>
-        <w:t>Teguh Fathurrahman</w:t>
+        <w:t>Teguh</w:t>
       </w:r>
+      <w:proofErr w:type="spellEnd"/>
+      <w:r>
+        <w:t xml:space="preserve"> </w:t>
+      </w:r>
+      <w:proofErr w:type="spellStart"/>
+      <w:r>
+        <w:t>Fathurrahman</w:t>
+      </w:r>
+      <w:proofErr w:type="spellEnd"/>
       <w:r>
         <w:t>)</w:t>
       </w:r>
@@ -373,17 +427,16 @@
         <w:spacing w:after="240"/>
       </w:pPr>
       <w:r>
-        <w:t>6</w:t>
+        <w:t>6. _______________________________ (</w:t>
       </w:r>
-      <w:r>
-        <w:t>. _______________________________ (</w:t>
-      </w:r>
+      <w:proofErr w:type="spellStart"/>
       <w:r>
         <w:rPr>
           <w:sz w:val="22"/>
         </w:rPr>
         <w:t>Astati</w:t>
       </w:r>
+      <w:proofErr w:type="spellEnd"/>
       <w:r>
         <w:t>)</w:t>
       </w:r>
@@ -393,10 +446,7 @@
         <w:spacing w:after="240"/>
       </w:pPr>
       <w:r>
-        <w:t>7</w:t>
-      </w:r>
-      <w:r>
-        <w:t>. _______________________________ (</w:t>
+        <w:t>7. _______________________________ (</w:t>
       </w:r>
       <w:r>
         <w:rPr>
@@ -413,10 +463,7 @@
         <w:spacing w:after="240"/>
       </w:pPr>
       <w:r>
-        <w:t>8</w:t>
-      </w:r>
-      <w:r>
-        <w:t>. _______________________________ (</w:t>
+        <w:t>8. _______________________________ (</w:t>
       </w:r>
       <w:r>
         <w:rPr>
